--- a/deep_learning_results.docx
+++ b/deep_learning_results.docx
@@ -12697,101 +12697,23 @@
     </w:p>
     <w:p>
       <w:pPr>
-        <w:rPr>
-          <w:rFonts w:asciiTheme="minorHAnsi" w:hAnsiTheme="minorHAnsi"/>
-        </w:rPr>
-      </w:pPr>
-      <w:r>
-        <w:rPr>
-          <w:rFonts w:asciiTheme="minorHAnsi" w:hAnsiTheme="minorHAnsi"/>
-          <w:lang w:val="en-US"/>
-        </w:rPr>
-        <w:t xml:space="preserve">   </w:t>
-      </w:r>
-      <w:r>
-        <w:rPr>
-          <w:rFonts w:asciiTheme="minorHAnsi" w:hAnsiTheme="minorHAnsi"/>
-          <w:lang w:val="en-US"/>
-        </w:rPr>
-        <w:t xml:space="preserve">  </w:t>
-      </w:r>
-      <w:r>
-        <w:rPr>
-          <w:rFonts w:asciiTheme="minorHAnsi" w:hAnsiTheme="minorHAnsi"/>
-        </w:rPr>
-        <w:t xml:space="preserve">Αυτό μπορεί να μπει αυτούσιο στο </w:t>
-      </w:r>
-      <w:proofErr w:type="spellStart"/>
-      <w:r>
-        <w:rPr>
-          <w:rFonts w:asciiTheme="minorHAnsi" w:hAnsiTheme="minorHAnsi"/>
-        </w:rPr>
-        <w:t>report</w:t>
-      </w:r>
-      <w:proofErr w:type="spellEnd"/>
-      <w:r>
-        <w:rPr>
-          <w:rFonts w:asciiTheme="minorHAnsi" w:hAnsiTheme="minorHAnsi"/>
-        </w:rPr>
-        <w:t xml:space="preserve"> σου στο </w:t>
-      </w:r>
-      <w:r>
-        <w:rPr>
-          <w:rFonts w:asciiTheme="minorHAnsi" w:hAnsiTheme="minorHAnsi"/>
-          <w:b/>
-          <w:bCs/>
-        </w:rPr>
-        <w:t xml:space="preserve">8.1 </w:t>
-      </w:r>
-      <w:proofErr w:type="spellStart"/>
-      <w:r>
-        <w:rPr>
-          <w:rFonts w:asciiTheme="minorHAnsi" w:hAnsiTheme="minorHAnsi"/>
-          <w:b/>
-          <w:bCs/>
-        </w:rPr>
-        <w:t>Custom</w:t>
-      </w:r>
-      <w:proofErr w:type="spellEnd"/>
-      <w:r>
-        <w:rPr>
-          <w:rFonts w:asciiTheme="minorHAnsi" w:hAnsiTheme="minorHAnsi"/>
-          <w:b/>
-          <w:bCs/>
-        </w:rPr>
-        <w:t xml:space="preserve"> CNN </w:t>
-      </w:r>
-      <w:proofErr w:type="spellStart"/>
-      <w:r>
-        <w:rPr>
-          <w:rFonts w:asciiTheme="minorHAnsi" w:hAnsiTheme="minorHAnsi"/>
-          <w:b/>
-          <w:bCs/>
-        </w:rPr>
-        <w:t>Results</w:t>
-      </w:r>
-      <w:proofErr w:type="spellEnd"/>
-      <w:r>
-        <w:rPr>
-          <w:rFonts w:asciiTheme="minorHAnsi" w:hAnsiTheme="minorHAnsi"/>
-        </w:rPr>
-        <w:t>.</w:t>
-      </w:r>
-    </w:p>
-    <w:p>
-      <w:pPr>
-        <w:rPr>
-          <w:rFonts w:asciiTheme="minorHAnsi" w:hAnsiTheme="minorHAnsi"/>
-          <w:b/>
-          <w:bCs/>
-          <w:lang w:val="en-US"/>
-        </w:rPr>
-      </w:pPr>
-      <w:r>
-        <w:rPr>
-          <w:rFonts w:asciiTheme="minorHAnsi" w:hAnsiTheme="minorHAnsi"/>
-          <w:b/>
-          <w:bCs/>
+        <w:jc w:val="center"/>
+        <w:rPr>
+          <w:rFonts w:asciiTheme="minorHAnsi" w:hAnsiTheme="minorHAnsi"/>
+          <w:b/>
+          <w:bCs/>
+          <w:sz w:val="28"/>
+          <w:szCs w:val="28"/>
+          <w:lang w:val="en-US"/>
+        </w:rPr>
+      </w:pPr>
+      <w:r>
+        <w:rPr>
+          <w:rFonts w:asciiTheme="minorHAnsi" w:hAnsiTheme="minorHAnsi"/>
+          <w:b/>
+          <w:bCs/>
+          <w:sz w:val="28"/>
+          <w:szCs w:val="28"/>
           <w:lang w:val="en-US"/>
         </w:rPr>
         <w:t>8.1 Custom CNN Results</w:t>
